--- a/filess/23cs056_Practical17.docx
+++ b/filess/23cs056_Practical17.docx
@@ -507,6 +507,16 @@
               </w:rPr>
               <w:t xml:space="preserve"> </w:t>
             </w:r>
+            <w:hyperlink r:id="rId6" w:history="1">
+              <w:r>
+                <w:rPr>
+                  <w:rStyle w:val="Hyperlink"/>
+                  <w:b/>
+                  <w:bCs/>
+                </w:rPr>
+                <w:t>https://github.com/Yash-109/FSD/tree/main/practical-17</w:t>
+              </w:r>
+            </w:hyperlink>
           </w:p>
         </w:tc>
       </w:tr>
@@ -573,6 +583,49 @@
               <w:jc w:val="center"/>
             </w:pPr>
             <w:r>
+              <w:drawing>
+                <wp:inline distT="0" distB="0" distL="0" distR="0" wp14:anchorId="67258F05" wp14:editId="27BA29FD">
+                  <wp:extent cx="4175760" cy="4975860"/>
+                  <wp:effectExtent l="0" t="0" r="0" b="0"/>
+                  <wp:docPr id="244511039" name="Picture 1"/>
+                  <wp:cNvGraphicFramePr>
+                    <a:graphicFrameLocks xmlns:a="http://schemas.openxmlformats.org/drawingml/2006/main" noChangeAspect="1"/>
+                  </wp:cNvGraphicFramePr>
+                  <a:graphic xmlns:a="http://schemas.openxmlformats.org/drawingml/2006/main">
+                    <a:graphicData uri="http://schemas.openxmlformats.org/drawingml/2006/picture">
+                      <pic:pic xmlns:pic="http://schemas.openxmlformats.org/drawingml/2006/picture">
+                        <pic:nvPicPr>
+                          <pic:cNvPr id="244511039" name=""/>
+                          <pic:cNvPicPr/>
+                        </pic:nvPicPr>
+                        <pic:blipFill>
+                          <a:blip r:embed="rId7"/>
+                          <a:stretch>
+                            <a:fillRect/>
+                          </a:stretch>
+                        </pic:blipFill>
+                        <pic:spPr>
+                          <a:xfrm>
+                            <a:off x="0" y="0"/>
+                            <a:ext cx="4176125" cy="4976295"/>
+                          </a:xfrm>
+                          <a:prstGeom prst="rect">
+                            <a:avLst/>
+                          </a:prstGeom>
+                        </pic:spPr>
+                      </pic:pic>
+                    </a:graphicData>
+                  </a:graphic>
+                </wp:inline>
+              </w:drawing>
+            </w:r>
+          </w:p>
+          <w:p>
+            <w:pPr>
+              <w:pStyle w:val="TableContents"/>
+              <w:jc w:val="center"/>
+            </w:pPr>
+            <w:r>
               <w:t xml:space="preserve">    </w:t>
             </w:r>
           </w:p>
@@ -585,25 +638,75 @@
               <w:t xml:space="preserve">Figure 1: </w:t>
             </w:r>
             <w:r>
-              <w:t>Rep counter</w:t>
-            </w:r>
-          </w:p>
-          <w:p>
-            <w:pPr>
-              <w:pStyle w:val="TableContents"/>
-            </w:pPr>
-          </w:p>
-          <w:p>
-            <w:pPr>
-              <w:pStyle w:val="TableContents"/>
-              <w:jc w:val="center"/>
-            </w:pPr>
-          </w:p>
-          <w:p>
-            <w:pPr>
-              <w:pStyle w:val="TableContents"/>
-              <w:jc w:val="center"/>
-            </w:pPr>
+              <w:t>Add student</w:t>
+            </w:r>
+          </w:p>
+          <w:p>
+            <w:pPr>
+              <w:pStyle w:val="TableContents"/>
+              <w:jc w:val="center"/>
+            </w:pPr>
+          </w:p>
+          <w:p>
+            <w:pPr>
+              <w:pStyle w:val="TableContents"/>
+              <w:jc w:val="center"/>
+            </w:pPr>
+          </w:p>
+          <w:p>
+            <w:pPr>
+              <w:pStyle w:val="TableContents"/>
+              <w:jc w:val="center"/>
+            </w:pPr>
+          </w:p>
+          <w:p>
+            <w:pPr>
+              <w:pStyle w:val="TableContents"/>
+              <w:jc w:val="center"/>
+            </w:pPr>
+          </w:p>
+          <w:p>
+            <w:pPr>
+              <w:pStyle w:val="TableContents"/>
+              <w:jc w:val="center"/>
+            </w:pPr>
+            <w:r>
+              <w:drawing>
+                <wp:inline distT="0" distB="0" distL="0" distR="0" wp14:anchorId="54024E57" wp14:editId="1F75DECD">
+                  <wp:extent cx="5983605" cy="3084830"/>
+                  <wp:effectExtent l="0" t="0" r="0" b="1270"/>
+                  <wp:docPr id="298428899" name="Picture 1"/>
+                  <wp:cNvGraphicFramePr>
+                    <a:graphicFrameLocks xmlns:a="http://schemas.openxmlformats.org/drawingml/2006/main" noChangeAspect="1"/>
+                  </wp:cNvGraphicFramePr>
+                  <a:graphic xmlns:a="http://schemas.openxmlformats.org/drawingml/2006/main">
+                    <a:graphicData uri="http://schemas.openxmlformats.org/drawingml/2006/picture">
+                      <pic:pic xmlns:pic="http://schemas.openxmlformats.org/drawingml/2006/picture">
+                        <pic:nvPicPr>
+                          <pic:cNvPr id="298428899" name=""/>
+                          <pic:cNvPicPr/>
+                        </pic:nvPicPr>
+                        <pic:blipFill>
+                          <a:blip r:embed="rId8"/>
+                          <a:stretch>
+                            <a:fillRect/>
+                          </a:stretch>
+                        </pic:blipFill>
+                        <pic:spPr>
+                          <a:xfrm>
+                            <a:off x="0" y="0"/>
+                            <a:ext cx="5983605" cy="3084830"/>
+                          </a:xfrm>
+                          <a:prstGeom prst="rect">
+                            <a:avLst/>
+                          </a:prstGeom>
+                        </pic:spPr>
+                      </pic:pic>
+                    </a:graphicData>
+                  </a:graphic>
+                </wp:inline>
+              </w:drawing>
+            </w:r>
           </w:p>
           <w:p>
             <w:pPr>
@@ -620,13 +723,93 @@
               <w:t xml:space="preserve">Figure 2: </w:t>
             </w:r>
             <w:r>
-              <w:t xml:space="preserve">Rep counter after </w:t>
-            </w:r>
-            <w:proofErr w:type="gramStart"/>
-            <w:r>
-              <w:t>reload</w:t>
-            </w:r>
-            <w:proofErr w:type="gramEnd"/>
+              <w:t>Dashboard shows student data</w:t>
+            </w:r>
+          </w:p>
+          <w:p>
+            <w:pPr>
+              <w:pStyle w:val="TableContents"/>
+              <w:jc w:val="center"/>
+            </w:pPr>
+          </w:p>
+          <w:p>
+            <w:pPr>
+              <w:pStyle w:val="TableContents"/>
+              <w:jc w:val="center"/>
+            </w:pPr>
+          </w:p>
+          <w:p>
+            <w:pPr>
+              <w:pStyle w:val="TableContents"/>
+              <w:jc w:val="center"/>
+            </w:pPr>
+          </w:p>
+          <w:p>
+            <w:pPr>
+              <w:pStyle w:val="TableContents"/>
+              <w:jc w:val="center"/>
+            </w:pPr>
+          </w:p>
+          <w:p>
+            <w:pPr>
+              <w:pStyle w:val="TableContents"/>
+              <w:jc w:val="center"/>
+            </w:pPr>
+            <w:r>
+              <w:drawing>
+                <wp:inline distT="0" distB="0" distL="0" distR="0" wp14:anchorId="34A07562" wp14:editId="0AC40400">
+                  <wp:extent cx="6052185" cy="3453130"/>
+                  <wp:effectExtent l="0" t="0" r="5715" b="0"/>
+                  <wp:docPr id="2109229491" name="Picture 1"/>
+                  <wp:cNvGraphicFramePr>
+                    <a:graphicFrameLocks xmlns:a="http://schemas.openxmlformats.org/drawingml/2006/main" noChangeAspect="1"/>
+                  </wp:cNvGraphicFramePr>
+                  <a:graphic xmlns:a="http://schemas.openxmlformats.org/drawingml/2006/main">
+                    <a:graphicData uri="http://schemas.openxmlformats.org/drawingml/2006/picture">
+                      <pic:pic xmlns:pic="http://schemas.openxmlformats.org/drawingml/2006/picture">
+                        <pic:nvPicPr>
+                          <pic:cNvPr id="2109229491" name=""/>
+                          <pic:cNvPicPr/>
+                        </pic:nvPicPr>
+                        <pic:blipFill>
+                          <a:blip r:embed="rId9"/>
+                          <a:stretch>
+                            <a:fillRect/>
+                          </a:stretch>
+                        </pic:blipFill>
+                        <pic:spPr>
+                          <a:xfrm>
+                            <a:off x="0" y="0"/>
+                            <a:ext cx="6052185" cy="3453130"/>
+                          </a:xfrm>
+                          <a:prstGeom prst="rect">
+                            <a:avLst/>
+                          </a:prstGeom>
+                        </pic:spPr>
+                      </pic:pic>
+                    </a:graphicData>
+                  </a:graphic>
+                </wp:inline>
+              </w:drawing>
+            </w:r>
+          </w:p>
+          <w:p>
+            <w:pPr>
+              <w:pStyle w:val="TableContents"/>
+              <w:jc w:val="center"/>
+            </w:pPr>
+            <w:r>
+              <w:t xml:space="preserve">Figure </w:t>
+            </w:r>
+            <w:r>
+              <w:t>3</w:t>
+            </w:r>
+            <w:r>
+              <w:t xml:space="preserve">: </w:t>
+            </w:r>
+            <w:r>
+              <w:t>Stored data in MongoDB Compass</w:t>
+            </w:r>
           </w:p>
           <w:p>
             <w:pPr>
@@ -652,8 +835,8 @@
       </w:pPr>
     </w:p>
     <w:sectPr>
-      <w:headerReference w:type="default" r:id="rId6"/>
-      <w:footerReference w:type="default" r:id="rId7"/>
+      <w:headerReference w:type="default" r:id="rId10"/>
+      <w:footerReference w:type="default" r:id="rId11"/>
       <w:pgSz w:w="11909" w:h="16834"/>
       <w:pgMar w:top="1134" w:right="1134" w:bottom="1134" w:left="1134" w:header="720" w:footer="720" w:gutter="0"/>
       <w:cols w:space="720"/>
@@ -759,18 +942,10 @@
     </w:r>
     <w:r>
       <w:tab/>
-      <w:t>23CS</w:t>
-    </w:r>
-    <w:proofErr w:type="gramStart"/>
-    <w:r>
-      <w:t>05</w:t>
+      <w:t>23CS05</w:t>
     </w:r>
     <w:r>
-      <w:t>6:Yash</w:t>
-    </w:r>
-    <w:proofErr w:type="gramEnd"/>
-    <w:r>
-      <w:t xml:space="preserve"> Parmar</w:t>
+      <w:t>6:Yash Parmar</w:t>
     </w:r>
   </w:p>
 </w:hdr>
@@ -1183,6 +1358,7 @@
   <w:style w:type="character" w:default="1" w:styleId="DefaultParagraphFont">
     <w:name w:val="Default Paragraph Font"/>
     <w:uiPriority w:val="1"/>
+    <w:semiHidden/>
     <w:unhideWhenUsed/>
   </w:style>
   <w:style w:type="table" w:default="1" w:styleId="TableNormal">
